--- a/Individual Portfolios/Portfolio_Anisah_Sutrisno.docx
+++ b/Individual Portfolios/Portfolio_Anisah_Sutrisno.docx
@@ -1636,7 +1636,25 @@
           <w:sz w:val="22"/>
           <w:szCs w:val="22"/>
         </w:rPr>
-        <w:t>Tanjin on Meike's search-quality questions and on keeping the documents consistent with one another</w:t>
+        <w:t xml:space="preserve">Tanjin on </w:t>
+      </w:r>
+      <w:r>
+        <w:rPr>
+          <w:rFonts w:ascii="Helvetica" w:hAnsi="Helvetica"/>
+          <w:color w:val="000000" w:themeColor="text1"/>
+          <w:sz w:val="22"/>
+          <w:szCs w:val="22"/>
+        </w:rPr>
+        <w:t xml:space="preserve">the </w:t>
+      </w:r>
+      <w:r>
+        <w:rPr>
+          <w:rFonts w:ascii="Helvetica" w:hAnsi="Helvetica"/>
+          <w:color w:val="000000" w:themeColor="text1"/>
+          <w:sz w:val="22"/>
+          <w:szCs w:val="22"/>
+        </w:rPr>
+        <w:t>search-quality questions and on keeping the documents consistent with one another</w:t>
       </w:r>
       <w:r>
         <w:rPr>
@@ -1839,7 +1857,25 @@
           <w:sz w:val="22"/>
           <w:szCs w:val="22"/>
         </w:rPr>
-        <w:t>Meike's Week 2 Socratic questions concerned the search-strategy document: whether a vendor page could score above 80 ("very good source") despite weak evidence, simply by scoring well on relevance and reliability</w:t>
+        <w:t>Week 2</w:t>
+      </w:r>
+      <w:r>
+        <w:rPr>
+          <w:rFonts w:ascii="Helvetica" w:hAnsi="Helvetica"/>
+          <w:color w:val="000000" w:themeColor="text1"/>
+          <w:sz w:val="22"/>
+          <w:szCs w:val="22"/>
+        </w:rPr>
+        <w:t>’s</w:t>
+      </w:r>
+      <w:r>
+        <w:rPr>
+          <w:rFonts w:ascii="Helvetica" w:hAnsi="Helvetica"/>
+          <w:color w:val="000000" w:themeColor="text1"/>
+          <w:sz w:val="22"/>
+          <w:szCs w:val="22"/>
+        </w:rPr>
+        <w:t xml:space="preserve"> Socratic questions concerned the search-strategy document: whether a vendor page could score above 80 ("very good source") despite weak evidence, simply by scoring well on relevance and reliability</w:t>
       </w:r>
       <w:r>
         <w:rPr>
@@ -2129,7 +2165,25 @@
           <w:sz w:val="22"/>
           <w:szCs w:val="22"/>
         </w:rPr>
-        <w:t>the naming ambiguity Meike had flagged.</w:t>
+        <w:t xml:space="preserve">the naming ambiguity </w:t>
+      </w:r>
+      <w:r>
+        <w:rPr>
+          <w:rFonts w:ascii="Helvetica" w:hAnsi="Helvetica"/>
+          <w:color w:val="000000" w:themeColor="text1"/>
+          <w:sz w:val="22"/>
+          <w:szCs w:val="22"/>
+        </w:rPr>
+        <w:t xml:space="preserve">we got </w:t>
+      </w:r>
+      <w:r>
+        <w:rPr>
+          <w:rFonts w:ascii="Helvetica" w:hAnsi="Helvetica"/>
+          <w:color w:val="000000" w:themeColor="text1"/>
+          <w:sz w:val="22"/>
+          <w:szCs w:val="22"/>
+        </w:rPr>
+        <w:t>flagged.</w:t>
       </w:r>
       <w:r>
         <w:rPr>
@@ -2541,7 +2595,25 @@
           <w:sz w:val="22"/>
           <w:szCs w:val="22"/>
         </w:rPr>
-        <w:t>No written feedback was received on the video submission itself. The feedback actually received this week concerned the Week 3 interview guide. Meike reviewed it against four criteria whether it covered both handbook themes (knowledge gaps and AI use cases) or mainly one</w:t>
+        <w:t xml:space="preserve">No written feedback was received on the video submission itself. The feedback received this week concerned the Week 3 interview guide. </w:t>
+      </w:r>
+      <w:r>
+        <w:rPr>
+          <w:rFonts w:ascii="Helvetica" w:hAnsi="Helvetica"/>
+          <w:color w:val="000000" w:themeColor="text1"/>
+          <w:sz w:val="22"/>
+          <w:szCs w:val="22"/>
+        </w:rPr>
+        <w:t>It was</w:t>
+      </w:r>
+      <w:r>
+        <w:rPr>
+          <w:rFonts w:ascii="Helvetica" w:hAnsi="Helvetica"/>
+          <w:color w:val="000000" w:themeColor="text1"/>
+          <w:sz w:val="22"/>
+          <w:szCs w:val="22"/>
+        </w:rPr>
+        <w:t xml:space="preserve"> reviewed against four criteria whether it covered both handbook themes (knowledge gaps and AI use cases) or mainly one</w:t>
       </w:r>
       <w:r>
         <w:rPr>
@@ -2613,7 +2685,43 @@
           <w:sz w:val="22"/>
           <w:szCs w:val="22"/>
         </w:rPr>
-        <w:t>what the organisation wants from AI, and what it means for planners and carers. Her verdict was that all but the last point "needed work," and she asked the team to add five specific questions, including on where else in the organisation AI might have a role, who decides on new technology, what AI should concretely deliver, and how clients without a phone or app would be reached. Separately, our partner team's Round 3 peer review flagged two further gaps</w:t>
+        <w:t xml:space="preserve">what the organisation wants from AI, and what it means for planners and carers. </w:t>
+      </w:r>
+      <w:r>
+        <w:rPr>
+          <w:rFonts w:ascii="Helvetica" w:hAnsi="Helvetica"/>
+          <w:color w:val="000000" w:themeColor="text1"/>
+          <w:sz w:val="22"/>
+          <w:szCs w:val="22"/>
+        </w:rPr>
+        <w:t>The</w:t>
+      </w:r>
+      <w:r>
+        <w:rPr>
+          <w:rFonts w:ascii="Helvetica" w:hAnsi="Helvetica"/>
+          <w:color w:val="000000" w:themeColor="text1"/>
+          <w:sz w:val="22"/>
+          <w:szCs w:val="22"/>
+        </w:rPr>
+        <w:t xml:space="preserve"> verdict was that all but the last point needed work, and </w:t>
+      </w:r>
+      <w:r>
+        <w:rPr>
+          <w:rFonts w:ascii="Helvetica" w:hAnsi="Helvetica"/>
+          <w:color w:val="000000" w:themeColor="text1"/>
+          <w:sz w:val="22"/>
+          <w:szCs w:val="22"/>
+        </w:rPr>
+        <w:t xml:space="preserve">we need </w:t>
+      </w:r>
+      <w:r>
+        <w:rPr>
+          <w:rFonts w:ascii="Helvetica" w:hAnsi="Helvetica"/>
+          <w:color w:val="000000" w:themeColor="text1"/>
+          <w:sz w:val="22"/>
+          <w:szCs w:val="22"/>
+        </w:rPr>
+        <w:t>to add five specific questions, including on where else in the organisation AI might have a role, who decides on new technology, what AI should concretely deliver, and how clients without a phone or app would be reached. Separately, our partner team's Round 3 peer review flagged two further gaps</w:t>
       </w:r>
       <w:r>
         <w:rPr>

--- a/Individual Portfolios/Portfolio_Anisah_Sutrisno.docx
+++ b/Individual Portfolios/Portfolio_Anisah_Sutrisno.docx
@@ -1618,7 +1618,25 @@
           <w:sz w:val="22"/>
           <w:szCs w:val="22"/>
         </w:rPr>
-        <w:t>on the first build of our own desk-research agent and on answering Witek's Socratic questions</w:t>
+        <w:t xml:space="preserve">on the first build of our own desk-research agent and on answering </w:t>
+      </w:r>
+      <w:r>
+        <w:rPr>
+          <w:rFonts w:ascii="Helvetica" w:hAnsi="Helvetica"/>
+          <w:color w:val="000000" w:themeColor="text1"/>
+          <w:sz w:val="22"/>
+          <w:szCs w:val="22"/>
+        </w:rPr>
+        <w:t>AEL</w:t>
+      </w:r>
+      <w:r>
+        <w:rPr>
+          <w:rFonts w:ascii="Helvetica" w:hAnsi="Helvetica"/>
+          <w:color w:val="000000" w:themeColor="text1"/>
+          <w:sz w:val="22"/>
+          <w:szCs w:val="22"/>
+        </w:rPr>
+        <w:t>'s Socratic questions</w:t>
       </w:r>
       <w:r>
         <w:rPr>
@@ -1755,7 +1773,25 @@
           <w:sz w:val="22"/>
           <w:szCs w:val="22"/>
         </w:rPr>
-        <w:t xml:space="preserve">Witek's Week 2 Socratic questions concerned the blueprint and the PRD: a formatting note that the </w:t>
+        <w:t>Week 2 Socratic questions concern</w:t>
+      </w:r>
+      <w:r>
+        <w:rPr>
+          <w:rFonts w:ascii="Helvetica" w:hAnsi="Helvetica"/>
+          <w:color w:val="000000" w:themeColor="text1"/>
+          <w:sz w:val="22"/>
+          <w:szCs w:val="22"/>
+        </w:rPr>
+        <w:t xml:space="preserve">ing </w:t>
+      </w:r>
+      <w:r>
+        <w:rPr>
+          <w:rFonts w:ascii="Helvetica" w:hAnsi="Helvetica"/>
+          <w:color w:val="000000" w:themeColor="text1"/>
+          <w:sz w:val="22"/>
+          <w:szCs w:val="22"/>
+        </w:rPr>
+        <w:t xml:space="preserve">the blueprint and the PRD: a formatting note that the PRD </w:t>
       </w:r>
       <w:r>
         <w:rPr>
@@ -1765,7 +1801,7 @@
           <w:szCs w:val="22"/>
         </w:rPr>
         <w:lastRenderedPageBreak/>
-        <w:t>PRD exceeded the one-to-three-page brief and lacked its own version number and date</w:t>
+        <w:t>exceeded the one-to-three-page brief and lacked its own version number and date</w:t>
       </w:r>
       <w:r>
         <w:rPr>
@@ -1875,7 +1911,25 @@
           <w:sz w:val="22"/>
           <w:szCs w:val="22"/>
         </w:rPr>
-        <w:t xml:space="preserve"> Socratic questions concerned the search-strategy document: whether a vendor page could score above 80 ("very good source") despite weak evidence, simply by scoring well on relevance and reliability</w:t>
+        <w:t xml:space="preserve"> Socratic questions concer</w:t>
+      </w:r>
+      <w:r>
+        <w:rPr>
+          <w:rFonts w:ascii="Helvetica" w:hAnsi="Helvetica"/>
+          <w:color w:val="000000" w:themeColor="text1"/>
+          <w:sz w:val="22"/>
+          <w:szCs w:val="22"/>
+        </w:rPr>
+        <w:t>ning</w:t>
+      </w:r>
+      <w:r>
+        <w:rPr>
+          <w:rFonts w:ascii="Helvetica" w:hAnsi="Helvetica"/>
+          <w:color w:val="000000" w:themeColor="text1"/>
+          <w:sz w:val="22"/>
+          <w:szCs w:val="22"/>
+        </w:rPr>
+        <w:t xml:space="preserve"> the search-strategy document: whether a vendor page could score above 80 ("very good source") despite weak evidence, simply by scoring well on relevance and reliability</w:t>
       </w:r>
       <w:r>
         <w:rPr>
